--- a/registration-form-filled.docx
+++ b/registration-form-filled.docx
@@ -1961,83 +1961,9 @@
             <w:gridSpan w:val="7"/>
           </w:tcPr>
           <w:p>
-            <w:pPr>
-              <w:rPr>
-                <w:sz w:val="24"/>
-                <w:szCs w:val="24"/>
-                <w:lang w:val="en-US"/>
-              </w:rPr>
-            </w:pPr>
-            <w:r>
-              <w:t>Multivariate time-series anomaly detection in complex communication and cyber-physical systems requires capturing local temporal dynamics and cross-channel correlations while mitigating sensor noise. Although Transformer-based architectures reconstruct multi-channel signals effectively, standard backbones lack local temporal inductive biases, process all channels uniformly, apply fixed two-stage reconstruction weights, and dilute anomaly scores by averaging errors across normal channels. To investigate these factors, this study evaluates a fixed sequence of four modular extensions to the two-phase TranAD architecture: a local temporal convolution adapter, channel-level feature gating, a trainable phase-output blend, and adaptive top-k reconstruction-error aggregation. The optimal k parameter is selected on validation data using peak-over-threshold calibration. The identical modular sequence was evaluated across eight benchmark datasets covering industrial control, telemetry, server metrics, and synthetic signals without dataset-specific routing. In single-seed evaluations, the final configuration incorporating all four modules achieved higher point-estimated F1 scores than the baseline model and intermediate variants across all eight datasets, reaching 0.8205 on SWaT, 0.9111 on SMAP, 0.9495 on MSL, 0.9529 on NAB, 0.9547 on UCR, 0.9573 on SMD, 0.9776 on MBA, and 0.9818 on synthetic data. Sensitivity evaluations further indicate that a window size of 50 samples yields optimal F1 scores across datasets.</w:t>
-            </w:r>
-          </w:p>
-          <w:p>
-            <w:pPr>
-              <w:rPr>
-                <w:sz w:val="24"/>
-                <w:szCs w:val="24"/>
-                <w:lang w:val="en-US"/>
-              </w:rPr>
-            </w:pPr>
-          </w:p>
-          <w:p>
-            <w:pPr>
-              <w:rPr>
-                <w:sz w:val="24"/>
-                <w:szCs w:val="24"/>
-                <w:lang w:val="en-US"/>
-              </w:rPr>
-            </w:pPr>
-          </w:p>
-          <w:p>
-            <w:pPr>
-              <w:rPr>
-                <w:lang w:val="en-US"/>
-              </w:rPr>
-            </w:pPr>
-          </w:p>
-          <w:p>
-            <w:pPr>
-              <w:rPr>
-                <w:lang w:val="en-US"/>
-              </w:rPr>
-            </w:pPr>
-          </w:p>
-          <w:p>
-            <w:pPr>
-              <w:rPr>
-                <w:lang w:val="en-US"/>
-              </w:rPr>
-            </w:pPr>
-          </w:p>
-          <w:p>
-            <w:pPr>
-              <w:rPr>
-                <w:lang w:val="en-US"/>
-              </w:rPr>
-            </w:pPr>
-          </w:p>
-          <w:p>
-            <w:pPr>
-              <w:rPr>
-                <w:lang w:val="en-US"/>
-              </w:rPr>
-            </w:pPr>
-          </w:p>
-          <w:p>
-            <w:pPr>
-              <w:rPr>
-                <w:lang w:val="en-US"/>
-              </w:rPr>
-            </w:pPr>
-          </w:p>
-          <w:p>
-            <w:pPr>
-              <w:rPr>
-                <w:lang w:val="en-US"/>
-              </w:rPr>
-            </w:pPr>
+            <w:r>
+              <w:t>Multivariate time-series anomaly detection in complex communication and cyber-physical systems requires capturing local temporal dynamics and cross-channel correlations while mitigating sensor noise. Although Transformer architectures reconstruct multi-channel signals effectively, standard backbones lack local temporal inductive biases, process channels uniformly, apply fixed two-stage weights, and dilute anomaly scores by averaging errors across normal channels. To address these issues, this study evaluates a fixed sequence of four modular extensions to the two-phase TranAD architecture: a local temporal convolution adapter, channel-level feature gating, a trainable phase-output blend, and adaptive top-k reconstruction-error aggregation. The optimal k parameter is adaptively selected on validation data using peak-over-threshold calibration. The identical modular sequence was evaluated across eight benchmark datasets covering industrial control, telemetry, server metrics, and synthetic signals without dataset routing. In single-seed evaluations, the final configuration incorporating all four modules achieved higher point-estimated F1 scores than baseline and intermediate variants across all eight benchmarks, reaching 82.05% on SWaT, 91.11% on SMAP, 94.95% on MSL, 95.29% on NAB, 95.47% on UCR, 95.73% on SMD, 97.76% on MBA, and 98.18% on synthetic data. Sensitivity analyses further indicate that a window size of 50 samples yields optimal F1 scores across datasets.</w:t>
+            </w:r>
           </w:p>
         </w:tc>
       </w:tr>
